--- a/report.docx
+++ b/report.docx
@@ -45,31 +45,7 @@
           <w:sz w:val="28"/>
           <w:u w:val="single"/>
         </w:rPr>
-        <w:t xml:space="preserve">AI-Powered </w:t>
-      </w:r>
-      <w:proofErr w:type="spellStart"/>
-      <w:r>
-        <w:rPr>
-          <w:rFonts w:ascii="Arial Rounded MT Bold" w:hAnsi="Arial Rounded MT Bold"/>
-          <w:b/>
-          <w:bCs/>
-          <w:color w:val="FF0000"/>
-          <w:sz w:val="28"/>
-          <w:u w:val="single"/>
-        </w:rPr>
-        <w:t>Behavioral</w:t>
-      </w:r>
-      <w:proofErr w:type="spellEnd"/>
-      <w:r>
-        <w:rPr>
-          <w:rFonts w:ascii="Arial Rounded MT Bold" w:hAnsi="Arial Rounded MT Bold"/>
-          <w:b/>
-          <w:bCs/>
-          <w:color w:val="FF0000"/>
-          <w:sz w:val="28"/>
-          <w:u w:val="single"/>
-        </w:rPr>
-        <w:t xml:space="preserve"> Anomaly Detection for Cybersecurity</w:t>
+        <w:t>AI-Powered Behavioral Anomaly Detection for Cybersecurity</w:t>
       </w:r>
     </w:p>
     <w:p>
@@ -139,21 +115,12 @@
         </w:rPr>
         <w:t>-</w:t>
       </w:r>
-      <w:proofErr w:type="spellStart"/>
       <w:r>
         <w:rPr>
           <w:rFonts w:ascii="Arial Rounded MT Bold" w:hAnsi="Arial Rounded MT Bold"/>
           <w:sz w:val="28"/>
         </w:rPr>
-        <w:t>Behavioral</w:t>
-      </w:r>
-      <w:proofErr w:type="spellEnd"/>
-      <w:r>
-        <w:rPr>
-          <w:rFonts w:ascii="Arial Rounded MT Bold" w:hAnsi="Arial Rounded MT Bold"/>
-          <w:sz w:val="28"/>
-        </w:rPr>
-        <w:t xml:space="preserve"> SOC Report</w:t>
+        <w:t>Behavioral SOC Report</w:t>
       </w:r>
     </w:p>
     <w:p>
@@ -174,15 +141,6 @@
           <w:szCs w:val="24"/>
         </w:rPr>
         <w:t>Author:</w:t>
-      </w:r>
-      <w:r>
-        <w:rPr>
-          <w:rFonts w:ascii="Arial Rounded MT Bold" w:hAnsi="Arial Rounded MT Bold"/>
-          <w:color w:val="FF0000"/>
-          <w:sz w:val="24"/>
-          <w:szCs w:val="24"/>
-        </w:rPr>
-        <w:t>S</w:t>
       </w:r>
     </w:p>
     <w:p>
@@ -356,79 +314,7 @@
           <w:sz w:val="24"/>
           <w:szCs w:val="32"/>
         </w:rPr>
-        <w:t xml:space="preserve">, an AI-powered </w:t>
-      </w:r>
-      <w:proofErr w:type="spellStart"/>
-      <w:r>
-        <w:rPr>
-          <w:rFonts w:ascii="Times New Roman" w:hAnsi="Times New Roman" w:cs="Times New Roman"/>
-          <w:sz w:val="24"/>
-          <w:szCs w:val="32"/>
-        </w:rPr>
-        <w:t>behavioral</w:t>
-      </w:r>
-      <w:proofErr w:type="spellEnd"/>
-      <w:r>
-        <w:rPr>
-          <w:rFonts w:ascii="Times New Roman" w:hAnsi="Times New Roman" w:cs="Times New Roman"/>
-          <w:sz w:val="24"/>
-          <w:szCs w:val="32"/>
-        </w:rPr>
-        <w:t xml:space="preserve"> anomaly detection platform that learns normal user and device </w:t>
-      </w:r>
-      <w:proofErr w:type="spellStart"/>
-      <w:r>
-        <w:rPr>
-          <w:rFonts w:ascii="Times New Roman" w:hAnsi="Times New Roman" w:cs="Times New Roman"/>
-          <w:sz w:val="24"/>
-          <w:szCs w:val="32"/>
-        </w:rPr>
-        <w:t>behavior</w:t>
-      </w:r>
-      <w:proofErr w:type="spellEnd"/>
-      <w:r>
-        <w:rPr>
-          <w:rFonts w:ascii="Times New Roman" w:hAnsi="Times New Roman" w:cs="Times New Roman"/>
-          <w:sz w:val="24"/>
-          <w:szCs w:val="32"/>
-        </w:rPr>
-        <w:t xml:space="preserve"> to identify suspicious activities in real time. Instead of searching for known attack signatures, the system builds personalized </w:t>
-      </w:r>
-      <w:proofErr w:type="spellStart"/>
-      <w:r>
-        <w:rPr>
-          <w:rFonts w:ascii="Times New Roman" w:hAnsi="Times New Roman" w:cs="Times New Roman"/>
-          <w:sz w:val="24"/>
-          <w:szCs w:val="32"/>
-        </w:rPr>
-        <w:t>behavioral</w:t>
-      </w:r>
-      <w:proofErr w:type="spellEnd"/>
-      <w:r>
-        <w:rPr>
-          <w:rFonts w:ascii="Times New Roman" w:hAnsi="Times New Roman" w:cs="Times New Roman"/>
-          <w:sz w:val="24"/>
-          <w:szCs w:val="32"/>
-        </w:rPr>
-        <w:t xml:space="preserve"> baselines from authentication and access patterns, enabling it to detect deviations that may indicate malicious activity. Sentinel AI employs a two-stage detection pipeline where an ensemble of unsupervised anomaly detection models first identifies suspicious events, followed by a supervised </w:t>
-      </w:r>
-      <w:proofErr w:type="spellStart"/>
-      <w:r>
-        <w:rPr>
-          <w:rFonts w:ascii="Times New Roman" w:hAnsi="Times New Roman" w:cs="Times New Roman"/>
-          <w:sz w:val="24"/>
-          <w:szCs w:val="32"/>
-        </w:rPr>
-        <w:t>LightGBM</w:t>
-      </w:r>
-      <w:proofErr w:type="spellEnd"/>
-      <w:r>
-        <w:rPr>
-          <w:rFonts w:ascii="Times New Roman" w:hAnsi="Times New Roman" w:cs="Times New Roman"/>
-          <w:sz w:val="24"/>
-          <w:szCs w:val="32"/>
-        </w:rPr>
-        <w:t xml:space="preserve"> classifier that categorizes them into five attack types: </w:t>
+        <w:t xml:space="preserve">, an AI-powered behavioral anomaly detection platform that learns normal user and device behavior to identify suspicious activities in real time. Instead of searching for known attack signatures, the system builds personalized behavioral baselines from authentication and access patterns, enabling it to detect deviations that may indicate malicious activity. Sentinel AI employs a two-stage detection pipeline where an ensemble of unsupervised anomaly detection models first identifies suspicious events, followed by a supervised LightGBM classifier that categorizes them into five attack types: </w:t>
       </w:r>
       <w:r>
         <w:rPr>
@@ -491,55 +377,15 @@
           <w:sz w:val="24"/>
           <w:szCs w:val="32"/>
         </w:rPr>
-        <w:t xml:space="preserve">21 </w:t>
-      </w:r>
-      <w:proofErr w:type="spellStart"/>
-      <w:r>
-        <w:rPr>
-          <w:rFonts w:ascii="Times New Roman" w:hAnsi="Times New Roman" w:cs="Times New Roman"/>
-          <w:b/>
-          <w:bCs/>
-          <w:sz w:val="24"/>
-          <w:szCs w:val="32"/>
-        </w:rPr>
-        <w:t>behavioral</w:t>
-      </w:r>
-      <w:proofErr w:type="spellEnd"/>
-      <w:r>
-        <w:rPr>
-          <w:rFonts w:ascii="Times New Roman" w:hAnsi="Times New Roman" w:cs="Times New Roman"/>
-          <w:b/>
-          <w:bCs/>
-          <w:sz w:val="24"/>
-          <w:szCs w:val="32"/>
-        </w:rPr>
-        <w:t xml:space="preserve"> features</w:t>
-      </w:r>
-      <w:r>
-        <w:rPr>
-          <w:rFonts w:ascii="Times New Roman" w:hAnsi="Times New Roman" w:cs="Times New Roman"/>
-          <w:sz w:val="24"/>
-          <w:szCs w:val="32"/>
-        </w:rPr>
-        <w:t xml:space="preserve"> capturing temporal, geographical, authentication, device, and resource-access characteristics while incorporating cold-start handling, explainable AI, and continuous </w:t>
-      </w:r>
-      <w:proofErr w:type="spellStart"/>
-      <w:r>
-        <w:rPr>
-          <w:rFonts w:ascii="Times New Roman" w:hAnsi="Times New Roman" w:cs="Times New Roman"/>
-          <w:sz w:val="24"/>
-          <w:szCs w:val="32"/>
-        </w:rPr>
-        <w:t>behavioral</w:t>
-      </w:r>
-      <w:proofErr w:type="spellEnd"/>
-      <w:r>
-        <w:rPr>
-          <w:rFonts w:ascii="Times New Roman" w:hAnsi="Times New Roman" w:cs="Times New Roman"/>
-          <w:sz w:val="24"/>
-          <w:szCs w:val="32"/>
-        </w:rPr>
-        <w:t xml:space="preserve"> learning. A synthetic enterprise dataset containing </w:t>
+        <w:t>21 behavioral features</w:t>
+      </w:r>
+      <w:r>
+        <w:rPr>
+          <w:rFonts w:ascii="Times New Roman" w:hAnsi="Times New Roman" w:cs="Times New Roman"/>
+          <w:sz w:val="24"/>
+          <w:szCs w:val="32"/>
+        </w:rPr>
+        <w:t xml:space="preserve"> capturing temporal, geographical, authentication, device, and resource-access characteristics while incorporating cold-start handling, explainable AI, and continuous behavioral learning. A synthetic enterprise dataset containing </w:t>
       </w:r>
       <w:r>
         <w:rPr>
@@ -567,29 +413,7 @@
           <w:sz w:val="24"/>
           <w:szCs w:val="32"/>
         </w:rPr>
-        <w:t xml:space="preserve">1,151 </w:t>
-      </w:r>
-      <w:proofErr w:type="spellStart"/>
-      <w:r>
-        <w:rPr>
-          <w:rFonts w:ascii="Times New Roman" w:hAnsi="Times New Roman" w:cs="Times New Roman"/>
-          <w:b/>
-          <w:bCs/>
-          <w:sz w:val="24"/>
-          <w:szCs w:val="32"/>
-        </w:rPr>
-        <w:t>labeled</w:t>
-      </w:r>
-      <w:proofErr w:type="spellEnd"/>
-      <w:r>
-        <w:rPr>
-          <w:rFonts w:ascii="Times New Roman" w:hAnsi="Times New Roman" w:cs="Times New Roman"/>
-          <w:b/>
-          <w:bCs/>
-          <w:sz w:val="24"/>
-          <w:szCs w:val="32"/>
-        </w:rPr>
-        <w:t xml:space="preserve"> attacks</w:t>
+        <w:t>1,151 labeled attacks</w:t>
       </w:r>
       <w:r>
         <w:rPr>
@@ -687,43 +511,7 @@
           <w:sz w:val="24"/>
           <w:szCs w:val="32"/>
         </w:rPr>
-        <w:t xml:space="preserve"> on the held-out synthetic attack data. The complete solution is integrated with a </w:t>
-      </w:r>
-      <w:proofErr w:type="spellStart"/>
-      <w:r>
-        <w:rPr>
-          <w:rFonts w:ascii="Times New Roman" w:hAnsi="Times New Roman" w:cs="Times New Roman"/>
-          <w:sz w:val="24"/>
-          <w:szCs w:val="32"/>
-        </w:rPr>
-        <w:t>FastAPI</w:t>
-      </w:r>
-      <w:proofErr w:type="spellEnd"/>
-      <w:r>
-        <w:rPr>
-          <w:rFonts w:ascii="Times New Roman" w:hAnsi="Times New Roman" w:cs="Times New Roman"/>
-          <w:sz w:val="24"/>
-          <w:szCs w:val="32"/>
-        </w:rPr>
-        <w:t xml:space="preserve"> backend, real-time WebSocket alert streaming, and an interactive SOC dashboard featuring live alerts, </w:t>
-      </w:r>
-      <w:proofErr w:type="spellStart"/>
-      <w:r>
-        <w:rPr>
-          <w:rFonts w:ascii="Times New Roman" w:hAnsi="Times New Roman" w:cs="Times New Roman"/>
-          <w:sz w:val="24"/>
-          <w:szCs w:val="32"/>
-        </w:rPr>
-        <w:t>behavioral</w:t>
-      </w:r>
-      <w:proofErr w:type="spellEnd"/>
-      <w:r>
-        <w:rPr>
-          <w:rFonts w:ascii="Times New Roman" w:hAnsi="Times New Roman" w:cs="Times New Roman"/>
-          <w:sz w:val="24"/>
-          <w:szCs w:val="32"/>
-        </w:rPr>
-        <w:t xml:space="preserve"> insights, explainable risk scores, and threat visualizations, demonstrating a scalable and intelligent approach to modern cyber threat detection</w:t>
+        <w:t xml:space="preserve"> on the held-out synthetic attack data. The complete solution is integrated with a FastAPI backend, real-time WebSocket alert streaming, and an interactive SOC dashboard featuring live alerts, behavioral insights, explainable risk scores, and threat visualizations, demonstrating a scalable and intelligent approach to modern cyber threat detection</w:t>
       </w:r>
     </w:p>
     <w:p>
@@ -792,43 +580,7 @@
           <w:sz w:val="24"/>
           <w:szCs w:val="32"/>
         </w:rPr>
-        <w:t xml:space="preserve">Modern organizations generate thousands of authentication and access events every minute across cloud platforms, enterprise networks, VPNs, and endpoint devices. Traditional cybersecurity solutions rely heavily on predefined attack signatures and static detection rules, making them ineffective against evolving threats such as insider attacks, credential misuse, lateral movement, device spoofing, and zero-day attacks. Security teams require an intelligent, </w:t>
-      </w:r>
-      <w:proofErr w:type="spellStart"/>
-      <w:r>
-        <w:rPr>
-          <w:rFonts w:ascii="Times New Roman" w:hAnsi="Times New Roman" w:cs="Times New Roman"/>
-          <w:sz w:val="24"/>
-          <w:szCs w:val="32"/>
-        </w:rPr>
-        <w:t>behavior</w:t>
-      </w:r>
-      <w:proofErr w:type="spellEnd"/>
-      <w:r>
-        <w:rPr>
-          <w:rFonts w:ascii="Times New Roman" w:hAnsi="Times New Roman" w:cs="Times New Roman"/>
-          <w:sz w:val="24"/>
-          <w:szCs w:val="32"/>
-        </w:rPr>
-        <w:t xml:space="preserve">-driven solution capable of learning normal user activity, identifying anomalous </w:t>
-      </w:r>
-      <w:proofErr w:type="spellStart"/>
-      <w:r>
-        <w:rPr>
-          <w:rFonts w:ascii="Times New Roman" w:hAnsi="Times New Roman" w:cs="Times New Roman"/>
-          <w:sz w:val="24"/>
-          <w:szCs w:val="32"/>
-        </w:rPr>
-        <w:t>behavior</w:t>
-      </w:r>
-      <w:proofErr w:type="spellEnd"/>
-      <w:r>
-        <w:rPr>
-          <w:rFonts w:ascii="Times New Roman" w:hAnsi="Times New Roman" w:cs="Times New Roman"/>
-          <w:sz w:val="24"/>
-          <w:szCs w:val="32"/>
-        </w:rPr>
-        <w:t xml:space="preserve"> in real time, and providing explainable insights to reduce false positives and accelerate incident response.</w:t>
+        <w:t>Modern organizations generate thousands of authentication and access events every minute across cloud platforms, enterprise networks, VPNs, and endpoint devices. Traditional cybersecurity solutions rely heavily on predefined attack signatures and static detection rules, making them ineffective against evolving threats such as insider attacks, credential misuse, lateral movement, device spoofing, and zero-day attacks. Security teams require an intelligent, behavior-driven solution capable of learning normal user activity, identifying anomalous behavior in real time, and providing explainable insights to reduce false positives and accelerate incident response.</w:t>
       </w:r>
     </w:p>
     <w:p>
@@ -884,137 +636,25 @@
           <w:sz w:val="24"/>
           <w:szCs w:val="32"/>
         </w:rPr>
-        <w:t xml:space="preserve">, an AI-powered </w:t>
-      </w:r>
-      <w:proofErr w:type="spellStart"/>
-      <w:r>
-        <w:rPr>
-          <w:rFonts w:ascii="Times New Roman" w:hAnsi="Times New Roman" w:cs="Times New Roman"/>
-          <w:sz w:val="24"/>
-          <w:szCs w:val="32"/>
-        </w:rPr>
-        <w:t>Behavioral</w:t>
-      </w:r>
-      <w:proofErr w:type="spellEnd"/>
-      <w:r>
-        <w:rPr>
-          <w:rFonts w:ascii="Times New Roman" w:hAnsi="Times New Roman" w:cs="Times New Roman"/>
-          <w:sz w:val="24"/>
-          <w:szCs w:val="32"/>
-        </w:rPr>
-        <w:t xml:space="preserve"> Anomaly Detection platform that continuously learns normal user and device </w:t>
-      </w:r>
-      <w:proofErr w:type="spellStart"/>
-      <w:r>
-        <w:rPr>
-          <w:rFonts w:ascii="Times New Roman" w:hAnsi="Times New Roman" w:cs="Times New Roman"/>
-          <w:sz w:val="24"/>
-          <w:szCs w:val="32"/>
-        </w:rPr>
-        <w:t>behavior</w:t>
-      </w:r>
-      <w:proofErr w:type="spellEnd"/>
-      <w:r>
-        <w:rPr>
-          <w:rFonts w:ascii="Times New Roman" w:hAnsi="Times New Roman" w:cs="Times New Roman"/>
-          <w:sz w:val="24"/>
-          <w:szCs w:val="32"/>
-        </w:rPr>
-        <w:t xml:space="preserve"> instead of relying on predefined attack signatures. The system ingests authentication and access logs, extracts </w:t>
-      </w:r>
-      <w:r>
-        <w:rPr>
-          <w:rFonts w:ascii="Times New Roman" w:hAnsi="Times New Roman" w:cs="Times New Roman"/>
-          <w:b/>
-          <w:bCs/>
-          <w:sz w:val="24"/>
-          <w:szCs w:val="32"/>
-        </w:rPr>
-        <w:t xml:space="preserve">21 </w:t>
-      </w:r>
-      <w:proofErr w:type="spellStart"/>
-      <w:r>
-        <w:rPr>
-          <w:rFonts w:ascii="Times New Roman" w:hAnsi="Times New Roman" w:cs="Times New Roman"/>
-          <w:b/>
-          <w:bCs/>
-          <w:sz w:val="24"/>
-          <w:szCs w:val="32"/>
-        </w:rPr>
-        <w:t>behavioral</w:t>
-      </w:r>
-      <w:proofErr w:type="spellEnd"/>
-      <w:r>
-        <w:rPr>
-          <w:rFonts w:ascii="Times New Roman" w:hAnsi="Times New Roman" w:cs="Times New Roman"/>
-          <w:b/>
-          <w:bCs/>
-          <w:sz w:val="24"/>
-          <w:szCs w:val="32"/>
-        </w:rPr>
-        <w:t xml:space="preserve"> features</w:t>
-      </w:r>
-      <w:r>
-        <w:rPr>
-          <w:rFonts w:ascii="Times New Roman" w:hAnsi="Times New Roman" w:cs="Times New Roman"/>
-          <w:sz w:val="24"/>
-          <w:szCs w:val="32"/>
-        </w:rPr>
-        <w:t xml:space="preserve">, and builds personalized </w:t>
-      </w:r>
-      <w:proofErr w:type="spellStart"/>
-      <w:r>
-        <w:rPr>
-          <w:rFonts w:ascii="Times New Roman" w:hAnsi="Times New Roman" w:cs="Times New Roman"/>
-          <w:sz w:val="24"/>
-          <w:szCs w:val="32"/>
-        </w:rPr>
-        <w:t>behavioral</w:t>
-      </w:r>
-      <w:proofErr w:type="spellEnd"/>
-      <w:r>
-        <w:rPr>
-          <w:rFonts w:ascii="Times New Roman" w:hAnsi="Times New Roman" w:cs="Times New Roman"/>
-          <w:sz w:val="24"/>
-          <w:szCs w:val="32"/>
-        </w:rPr>
-        <w:t xml:space="preserve"> baselines for every user. An ensemble of unsupervised anomaly detection models assigns a </w:t>
-      </w:r>
-      <w:proofErr w:type="spellStart"/>
-      <w:r>
-        <w:rPr>
-          <w:rFonts w:ascii="Times New Roman" w:hAnsi="Times New Roman" w:cs="Times New Roman"/>
-          <w:sz w:val="24"/>
-          <w:szCs w:val="32"/>
-        </w:rPr>
-        <w:t>behavioral</w:t>
-      </w:r>
-      <w:proofErr w:type="spellEnd"/>
-      <w:r>
-        <w:rPr>
-          <w:rFonts w:ascii="Times New Roman" w:hAnsi="Times New Roman" w:cs="Times New Roman"/>
-          <w:sz w:val="24"/>
-          <w:szCs w:val="32"/>
-        </w:rPr>
-        <w:t xml:space="preserve"> risk score to each event, while a supervised </w:t>
-      </w:r>
-      <w:proofErr w:type="spellStart"/>
-      <w:r>
-        <w:rPr>
-          <w:rFonts w:ascii="Times New Roman" w:hAnsi="Times New Roman" w:cs="Times New Roman"/>
-          <w:sz w:val="24"/>
-          <w:szCs w:val="32"/>
-        </w:rPr>
-        <w:t>LightGBM</w:t>
-      </w:r>
-      <w:proofErr w:type="spellEnd"/>
-      <w:r>
-        <w:rPr>
-          <w:rFonts w:ascii="Times New Roman" w:hAnsi="Times New Roman" w:cs="Times New Roman"/>
-          <w:sz w:val="24"/>
-          <w:szCs w:val="32"/>
-        </w:rPr>
-        <w:t xml:space="preserve"> classifier identifies the specific attack type. The platform further integrates explainable AI, real-time alert streaming, analyst feedback, and an interactive SOC dashboard to enable proactive threat detection and efficient security operations.</w:t>
+        <w:t xml:space="preserve">, an AI-powered Behavioral Anomaly Detection platform that continuously learns normal user and device behavior instead of relying on predefined attack signatures. The system ingests authentication and access logs, extracts </w:t>
+      </w:r>
+      <w:r>
+        <w:rPr>
+          <w:rFonts w:ascii="Times New Roman" w:hAnsi="Times New Roman" w:cs="Times New Roman"/>
+          <w:b/>
+          <w:bCs/>
+          <w:sz w:val="24"/>
+          <w:szCs w:val="32"/>
+        </w:rPr>
+        <w:t>21 behavioral features</w:t>
+      </w:r>
+      <w:r>
+        <w:rPr>
+          <w:rFonts w:ascii="Times New Roman" w:hAnsi="Times New Roman" w:cs="Times New Roman"/>
+          <w:sz w:val="24"/>
+          <w:szCs w:val="32"/>
+        </w:rPr>
+        <w:t>, and builds personalized behavioral baselines for every user. An ensemble of unsupervised anomaly detection models assigns a behavioral risk score to each event, while a supervised LightGBM classifier identifies the specific attack type. The platform further integrates explainable AI, real-time alert streaming, analyst feedback, and an interactive SOC dashboard to enable proactive threat detection and efficient security operations.</w:t>
       </w:r>
     </w:p>
     <w:p>
@@ -1056,25 +696,7 @@
           <w:sz w:val="24"/>
           <w:szCs w:val="32"/>
         </w:rPr>
-        <w:t xml:space="preserve">Learns personalized </w:t>
-      </w:r>
-      <w:proofErr w:type="spellStart"/>
-      <w:r>
-        <w:rPr>
-          <w:rFonts w:ascii="Times New Roman" w:hAnsi="Times New Roman" w:cs="Times New Roman"/>
-          <w:sz w:val="24"/>
-          <w:szCs w:val="32"/>
-        </w:rPr>
-        <w:t>behavioral</w:t>
-      </w:r>
-      <w:proofErr w:type="spellEnd"/>
-      <w:r>
-        <w:rPr>
-          <w:rFonts w:ascii="Times New Roman" w:hAnsi="Times New Roman" w:cs="Times New Roman"/>
-          <w:sz w:val="24"/>
-          <w:szCs w:val="32"/>
-        </w:rPr>
-        <w:t xml:space="preserve"> profiles for every user, enabling the detection of previously unseen and evolving cyber threats. </w:t>
+        <w:t xml:space="preserve">Learns personalized behavioral profiles for every user, enabling the detection of previously unseen and evolving cyber threats. </w:t>
       </w:r>
     </w:p>
     <w:p>
@@ -1173,43 +795,7 @@
           <w:sz w:val="24"/>
           <w:szCs w:val="32"/>
         </w:rPr>
-        <w:t xml:space="preserve">Continuously adapts to changing user </w:t>
-      </w:r>
-      <w:proofErr w:type="spellStart"/>
-      <w:r>
-        <w:rPr>
-          <w:rFonts w:ascii="Times New Roman" w:hAnsi="Times New Roman" w:cs="Times New Roman"/>
-          <w:sz w:val="24"/>
-          <w:szCs w:val="32"/>
-        </w:rPr>
-        <w:t>behavior</w:t>
-      </w:r>
-      <w:proofErr w:type="spellEnd"/>
-      <w:r>
-        <w:rPr>
-          <w:rFonts w:ascii="Times New Roman" w:hAnsi="Times New Roman" w:cs="Times New Roman"/>
-          <w:sz w:val="24"/>
-          <w:szCs w:val="32"/>
-        </w:rPr>
-        <w:t xml:space="preserve"> through online baseline updates, cold-start handling, and </w:t>
-      </w:r>
-      <w:proofErr w:type="spellStart"/>
-      <w:r>
-        <w:rPr>
-          <w:rFonts w:ascii="Times New Roman" w:hAnsi="Times New Roman" w:cs="Times New Roman"/>
-          <w:sz w:val="24"/>
-          <w:szCs w:val="32"/>
-        </w:rPr>
-        <w:t>behavioral</w:t>
-      </w:r>
-      <w:proofErr w:type="spellEnd"/>
-      <w:r>
-        <w:rPr>
-          <w:rFonts w:ascii="Times New Roman" w:hAnsi="Times New Roman" w:cs="Times New Roman"/>
-          <w:sz w:val="24"/>
-          <w:szCs w:val="32"/>
-        </w:rPr>
-        <w:t xml:space="preserve"> drift monitoring. </w:t>
+        <w:t xml:space="preserve">Continuously adapts to changing user behavior through online baseline updates, cold-start handling, and behavioral drift monitoring. </w:t>
       </w:r>
     </w:p>
     <w:p>
@@ -1230,25 +816,7 @@
           <w:sz w:val="24"/>
           <w:szCs w:val="32"/>
         </w:rPr>
-        <w:t xml:space="preserve">Provides a centralized SOC dashboard with live alerts, </w:t>
-      </w:r>
-      <w:proofErr w:type="spellStart"/>
-      <w:r>
-        <w:rPr>
-          <w:rFonts w:ascii="Times New Roman" w:hAnsi="Times New Roman" w:cs="Times New Roman"/>
-          <w:sz w:val="24"/>
-          <w:szCs w:val="32"/>
-        </w:rPr>
-        <w:t>behavioral</w:t>
-      </w:r>
-      <w:proofErr w:type="spellEnd"/>
-      <w:r>
-        <w:rPr>
-          <w:rFonts w:ascii="Times New Roman" w:hAnsi="Times New Roman" w:cs="Times New Roman"/>
-          <w:sz w:val="24"/>
-          <w:szCs w:val="32"/>
-        </w:rPr>
-        <w:t xml:space="preserve"> analytics, threat visualization, and real-time monitoring for efficient incident response. </w:t>
+        <w:t xml:space="preserve">Provides a centralized SOC dashboard with live alerts, behavioral analytics, threat visualization, and real-time monitoring for efficient incident response. </w:t>
       </w:r>
     </w:p>
     <w:p>
@@ -1339,55 +907,15 @@
           <w:sz w:val="24"/>
           <w:szCs w:val="32"/>
         </w:rPr>
-        <w:t xml:space="preserve">21 </w:t>
-      </w:r>
-      <w:proofErr w:type="spellStart"/>
-      <w:r>
-        <w:rPr>
-          <w:rFonts w:ascii="Times New Roman" w:hAnsi="Times New Roman" w:cs="Times New Roman"/>
-          <w:b/>
-          <w:bCs/>
-          <w:sz w:val="24"/>
-          <w:szCs w:val="32"/>
-        </w:rPr>
-        <w:t>behavioral</w:t>
-      </w:r>
-      <w:proofErr w:type="spellEnd"/>
-      <w:r>
-        <w:rPr>
-          <w:rFonts w:ascii="Times New Roman" w:hAnsi="Times New Roman" w:cs="Times New Roman"/>
-          <w:b/>
-          <w:bCs/>
-          <w:sz w:val="24"/>
-          <w:szCs w:val="32"/>
-        </w:rPr>
-        <w:t xml:space="preserve"> intelligence features</w:t>
-      </w:r>
-      <w:r>
-        <w:rPr>
-          <w:rFonts w:ascii="Times New Roman" w:hAnsi="Times New Roman" w:cs="Times New Roman"/>
-          <w:sz w:val="24"/>
-          <w:szCs w:val="32"/>
-        </w:rPr>
-        <w:t xml:space="preserve"> to model user </w:t>
-      </w:r>
-      <w:proofErr w:type="spellStart"/>
-      <w:r>
-        <w:rPr>
-          <w:rFonts w:ascii="Times New Roman" w:hAnsi="Times New Roman" w:cs="Times New Roman"/>
-          <w:sz w:val="24"/>
-          <w:szCs w:val="32"/>
-        </w:rPr>
-        <w:t>behavior</w:t>
-      </w:r>
-      <w:proofErr w:type="spellEnd"/>
-      <w:r>
-        <w:rPr>
-          <w:rFonts w:ascii="Times New Roman" w:hAnsi="Times New Roman" w:cs="Times New Roman"/>
-          <w:sz w:val="24"/>
-          <w:szCs w:val="32"/>
-        </w:rPr>
-        <w:t xml:space="preserve"> across temporal, geographical, authentication, device, and resource-access dimensions rather than relying on static signatures. </w:t>
+        <w:t>21 behavioral intelligence features</w:t>
+      </w:r>
+      <w:r>
+        <w:rPr>
+          <w:rFonts w:ascii="Times New Roman" w:hAnsi="Times New Roman" w:cs="Times New Roman"/>
+          <w:sz w:val="24"/>
+          <w:szCs w:val="32"/>
+        </w:rPr>
+        <w:t xml:space="preserve"> to model user behavior across temporal, geographical, authentication, device, and resource-access dimensions rather than relying on static signatures. </w:t>
       </w:r>
     </w:p>
     <w:p>
@@ -1506,43 +1034,7 @@
           <w:sz w:val="24"/>
           <w:szCs w:val="32"/>
         </w:rPr>
-        <w:t xml:space="preserve">Delivers an end-to-end cybersecurity platform with a </w:t>
-      </w:r>
-      <w:proofErr w:type="spellStart"/>
-      <w:r>
-        <w:rPr>
-          <w:rFonts w:ascii="Times New Roman" w:hAnsi="Times New Roman" w:cs="Times New Roman"/>
-          <w:sz w:val="24"/>
-          <w:szCs w:val="32"/>
-        </w:rPr>
-        <w:t>FastAPI</w:t>
-      </w:r>
-      <w:proofErr w:type="spellEnd"/>
-      <w:r>
-        <w:rPr>
-          <w:rFonts w:ascii="Times New Roman" w:hAnsi="Times New Roman" w:cs="Times New Roman"/>
-          <w:sz w:val="24"/>
-          <w:szCs w:val="32"/>
-        </w:rPr>
-        <w:t xml:space="preserve"> backend, WebSocket-based live alert streaming, analyst feedback loop, and an interactive Security Operations </w:t>
-      </w:r>
-      <w:proofErr w:type="spellStart"/>
-      <w:r>
-        <w:rPr>
-          <w:rFonts w:ascii="Times New Roman" w:hAnsi="Times New Roman" w:cs="Times New Roman"/>
-          <w:sz w:val="24"/>
-          <w:szCs w:val="32"/>
-        </w:rPr>
-        <w:t>Center</w:t>
-      </w:r>
-      <w:proofErr w:type="spellEnd"/>
-      <w:r>
-        <w:rPr>
-          <w:rFonts w:ascii="Times New Roman" w:hAnsi="Times New Roman" w:cs="Times New Roman"/>
-          <w:sz w:val="24"/>
-          <w:szCs w:val="32"/>
-        </w:rPr>
-        <w:t xml:space="preserve"> (SOC) dashboard. </w:t>
+        <w:t xml:space="preserve">Delivers an end-to-end cybersecurity platform with a FastAPI backend, WebSocket-based live alert streaming, analyst feedback loop, and an interactive Security Operations Center (SOC) dashboard. </w:t>
       </w:r>
     </w:p>
     <w:p>
@@ -1557,6 +1049,7 @@
       <w:r>
         <w:rPr>
           <w:rFonts w:ascii="Times New Roman" w:hAnsi="Times New Roman" w:cs="Times New Roman"/>
+          <w:noProof/>
           <w:sz w:val="24"/>
           <w:szCs w:val="32"/>
           <w:lang w:val="en-US"/>
@@ -1714,53 +1207,23 @@
           <w:szCs w:val="32"/>
         </w:rPr>
       </w:pPr>
-      <w:proofErr w:type="spellStart"/>
-      <w:r>
-        <w:rPr>
-          <w:rFonts w:ascii="Times New Roman" w:hAnsi="Times New Roman" w:cs="Times New Roman"/>
-          <w:b/>
-          <w:bCs/>
-          <w:sz w:val="24"/>
-          <w:szCs w:val="32"/>
-        </w:rPr>
-        <w:t>Behavioral</w:t>
-      </w:r>
-      <w:proofErr w:type="spellEnd"/>
-      <w:r>
-        <w:rPr>
-          <w:rFonts w:ascii="Times New Roman" w:hAnsi="Times New Roman" w:cs="Times New Roman"/>
-          <w:b/>
-          <w:bCs/>
-          <w:sz w:val="24"/>
-          <w:szCs w:val="32"/>
-        </w:rPr>
-        <w:t xml:space="preserve"> Profiles:</w:t>
-      </w:r>
-      <w:r>
-        <w:rPr>
-          <w:rFonts w:ascii="Times New Roman" w:hAnsi="Times New Roman" w:cs="Times New Roman"/>
-          <w:sz w:val="24"/>
-          <w:szCs w:val="32"/>
-        </w:rPr>
-        <w:t xml:space="preserve"> Historical user information used to build personalized </w:t>
-      </w:r>
-      <w:proofErr w:type="spellStart"/>
-      <w:r>
-        <w:rPr>
-          <w:rFonts w:ascii="Times New Roman" w:hAnsi="Times New Roman" w:cs="Times New Roman"/>
-          <w:sz w:val="24"/>
-          <w:szCs w:val="32"/>
-        </w:rPr>
-        <w:t>behavioral</w:t>
-      </w:r>
-      <w:proofErr w:type="spellEnd"/>
-      <w:r>
-        <w:rPr>
-          <w:rFonts w:ascii="Times New Roman" w:hAnsi="Times New Roman" w:cs="Times New Roman"/>
-          <w:sz w:val="24"/>
-          <w:szCs w:val="32"/>
-        </w:rPr>
-        <w:t xml:space="preserve"> baselines. </w:t>
+      <w:r>
+        <w:rPr>
+          <w:rFonts w:ascii="Times New Roman" w:hAnsi="Times New Roman" w:cs="Times New Roman"/>
+          <w:b/>
+          <w:bCs/>
+          <w:sz w:val="24"/>
+          <w:szCs w:val="32"/>
+        </w:rPr>
+        <w:t>Behavioral Profiles:</w:t>
+      </w:r>
+      <w:r>
+        <w:rPr>
+          <w:rFonts w:ascii="Times New Roman" w:hAnsi="Times New Roman" w:cs="Times New Roman"/>
+          <w:sz w:val="24"/>
+          <w:szCs w:val="32"/>
+        </w:rPr>
+        <w:t xml:space="preserve"> Historical user information used to build personalized behavioral baselines. </w:t>
       </w:r>
     </w:p>
     <w:p>
@@ -1791,25 +1254,7 @@
           <w:sz w:val="24"/>
           <w:szCs w:val="32"/>
         </w:rPr>
-        <w:t xml:space="preserve"> Generates </w:t>
-      </w:r>
-      <w:proofErr w:type="spellStart"/>
-      <w:r>
-        <w:rPr>
-          <w:rFonts w:ascii="Times New Roman" w:hAnsi="Times New Roman" w:cs="Times New Roman"/>
-          <w:sz w:val="24"/>
-          <w:szCs w:val="32"/>
-        </w:rPr>
-        <w:t>labeled</w:t>
-      </w:r>
-      <w:proofErr w:type="spellEnd"/>
-      <w:r>
-        <w:rPr>
-          <w:rFonts w:ascii="Times New Roman" w:hAnsi="Times New Roman" w:cs="Times New Roman"/>
-          <w:sz w:val="24"/>
-          <w:szCs w:val="32"/>
-        </w:rPr>
-        <w:t xml:space="preserve"> attack events including </w:t>
+        <w:t xml:space="preserve"> Generates labeled attack events including </w:t>
       </w:r>
       <w:r>
         <w:rPr>
@@ -1938,25 +1383,7 @@
           <w:sz w:val="24"/>
           <w:szCs w:val="32"/>
         </w:rPr>
-        <w:t xml:space="preserve"> </w:t>
-      </w:r>
-      <w:proofErr w:type="spellStart"/>
-      <w:r>
-        <w:rPr>
-          <w:rFonts w:ascii="Times New Roman" w:hAnsi="Times New Roman" w:cs="Times New Roman"/>
-          <w:sz w:val="24"/>
-          <w:szCs w:val="32"/>
-        </w:rPr>
-        <w:t>FastAPI</w:t>
-      </w:r>
-      <w:proofErr w:type="spellEnd"/>
-      <w:r>
-        <w:rPr>
-          <w:rFonts w:ascii="Times New Roman" w:hAnsi="Times New Roman" w:cs="Times New Roman"/>
-          <w:sz w:val="24"/>
-          <w:szCs w:val="32"/>
-        </w:rPr>
-        <w:t xml:space="preserve">, React.js, Tailwind CSS </w:t>
+        <w:t xml:space="preserve"> FastAPI, React.js, Tailwind CSS </w:t>
       </w:r>
     </w:p>
     <w:p>
@@ -1987,43 +1414,7 @@
           <w:sz w:val="24"/>
           <w:szCs w:val="32"/>
         </w:rPr>
-        <w:t xml:space="preserve"> Pandas, NumPy, Scikit-learn, </w:t>
-      </w:r>
-      <w:proofErr w:type="spellStart"/>
-      <w:r>
-        <w:rPr>
-          <w:rFonts w:ascii="Times New Roman" w:hAnsi="Times New Roman" w:cs="Times New Roman"/>
-          <w:sz w:val="24"/>
-          <w:szCs w:val="32"/>
-        </w:rPr>
-        <w:t>LightGBM</w:t>
-      </w:r>
-      <w:proofErr w:type="spellEnd"/>
-      <w:r>
-        <w:rPr>
-          <w:rFonts w:ascii="Times New Roman" w:hAnsi="Times New Roman" w:cs="Times New Roman"/>
-          <w:sz w:val="24"/>
-          <w:szCs w:val="32"/>
-        </w:rPr>
-        <w:t xml:space="preserve">, SHAP, </w:t>
-      </w:r>
-      <w:proofErr w:type="spellStart"/>
-      <w:r>
-        <w:rPr>
-          <w:rFonts w:ascii="Times New Roman" w:hAnsi="Times New Roman" w:cs="Times New Roman"/>
-          <w:sz w:val="24"/>
-          <w:szCs w:val="32"/>
-        </w:rPr>
-        <w:t>SQLAlchemy</w:t>
-      </w:r>
-      <w:proofErr w:type="spellEnd"/>
-      <w:r>
-        <w:rPr>
-          <w:rFonts w:ascii="Times New Roman" w:hAnsi="Times New Roman" w:cs="Times New Roman"/>
-          <w:sz w:val="24"/>
-          <w:szCs w:val="32"/>
-        </w:rPr>
-        <w:t xml:space="preserve"> </w:t>
+        <w:t xml:space="preserve"> Pandas, NumPy, Scikit-learn, LightGBM, SHAP, SQLAlchemy </w:t>
       </w:r>
     </w:p>
     <w:p>
@@ -2054,25 +1445,7 @@
           <w:sz w:val="24"/>
           <w:szCs w:val="32"/>
         </w:rPr>
-        <w:t xml:space="preserve"> Isolation Forest, LOF, One-Class SVM, Autoencoder, </w:t>
-      </w:r>
-      <w:proofErr w:type="spellStart"/>
-      <w:r>
-        <w:rPr>
-          <w:rFonts w:ascii="Times New Roman" w:hAnsi="Times New Roman" w:cs="Times New Roman"/>
-          <w:sz w:val="24"/>
-          <w:szCs w:val="32"/>
-        </w:rPr>
-        <w:t>LightGBM</w:t>
-      </w:r>
-      <w:proofErr w:type="spellEnd"/>
-      <w:r>
-        <w:rPr>
-          <w:rFonts w:ascii="Times New Roman" w:hAnsi="Times New Roman" w:cs="Times New Roman"/>
-          <w:sz w:val="24"/>
-          <w:szCs w:val="32"/>
-        </w:rPr>
-        <w:t xml:space="preserve"> </w:t>
+        <w:t xml:space="preserve"> Isolation Forest, LOF, One-Class SVM, Autoencoder, LightGBM </w:t>
       </w:r>
     </w:p>
     <w:p>
@@ -2134,25 +1507,7 @@
           <w:sz w:val="24"/>
           <w:szCs w:val="32"/>
         </w:rPr>
-        <w:t xml:space="preserve"> </w:t>
-      </w:r>
-      <w:proofErr w:type="spellStart"/>
-      <w:r>
-        <w:rPr>
-          <w:rFonts w:ascii="Times New Roman" w:hAnsi="Times New Roman" w:cs="Times New Roman"/>
-          <w:sz w:val="24"/>
-          <w:szCs w:val="32"/>
-        </w:rPr>
-        <w:t>FastAPI</w:t>
-      </w:r>
-      <w:proofErr w:type="spellEnd"/>
-      <w:r>
-        <w:rPr>
-          <w:rFonts w:ascii="Times New Roman" w:hAnsi="Times New Roman" w:cs="Times New Roman"/>
-          <w:sz w:val="24"/>
-          <w:szCs w:val="32"/>
-        </w:rPr>
-        <w:t xml:space="preserve"> Backend + React Dashboard with WebSocket support </w:t>
+        <w:t xml:space="preserve"> FastAPI Backend + React Dashboard with WebSocket support </w:t>
       </w:r>
     </w:p>
     <w:p>
@@ -2234,29 +1589,7 @@
           <w:sz w:val="24"/>
           <w:szCs w:val="32"/>
         </w:rPr>
-        <w:t xml:space="preserve">21 </w:t>
-      </w:r>
-      <w:proofErr w:type="spellStart"/>
-      <w:r>
-        <w:rPr>
-          <w:rFonts w:ascii="Times New Roman" w:hAnsi="Times New Roman" w:cs="Times New Roman"/>
-          <w:b/>
-          <w:bCs/>
-          <w:sz w:val="24"/>
-          <w:szCs w:val="32"/>
-        </w:rPr>
-        <w:t>behavioral</w:t>
-      </w:r>
-      <w:proofErr w:type="spellEnd"/>
-      <w:r>
-        <w:rPr>
-          <w:rFonts w:ascii="Times New Roman" w:hAnsi="Times New Roman" w:cs="Times New Roman"/>
-          <w:b/>
-          <w:bCs/>
-          <w:sz w:val="24"/>
-          <w:szCs w:val="32"/>
-        </w:rPr>
-        <w:t xml:space="preserve"> features</w:t>
+        <w:t>21 behavioral features</w:t>
       </w:r>
       <w:r>
         <w:rPr>
@@ -2285,25 +1618,7 @@
           <w:sz w:val="24"/>
           <w:szCs w:val="32"/>
         </w:rPr>
-        <w:t xml:space="preserve">Build personalized </w:t>
-      </w:r>
-      <w:proofErr w:type="spellStart"/>
-      <w:r>
-        <w:rPr>
-          <w:rFonts w:ascii="Times New Roman" w:hAnsi="Times New Roman" w:cs="Times New Roman"/>
-          <w:sz w:val="24"/>
-          <w:szCs w:val="32"/>
-        </w:rPr>
-        <w:t>behavioral</w:t>
-      </w:r>
-      <w:proofErr w:type="spellEnd"/>
-      <w:r>
-        <w:rPr>
-          <w:rFonts w:ascii="Times New Roman" w:hAnsi="Times New Roman" w:cs="Times New Roman"/>
-          <w:sz w:val="24"/>
-          <w:szCs w:val="32"/>
-        </w:rPr>
-        <w:t xml:space="preserve"> baselines for every user. </w:t>
+        <w:t xml:space="preserve">Build personalized behavioral baselines for every user. </w:t>
       </w:r>
     </w:p>
     <w:p>
@@ -2345,25 +1660,7 @@
           <w:sz w:val="24"/>
           <w:szCs w:val="32"/>
         </w:rPr>
-        <w:t xml:space="preserve">Classify detected anomalies into one of five cyberattack categories using </w:t>
-      </w:r>
-      <w:proofErr w:type="spellStart"/>
-      <w:r>
-        <w:rPr>
-          <w:rFonts w:ascii="Times New Roman" w:hAnsi="Times New Roman" w:cs="Times New Roman"/>
-          <w:sz w:val="24"/>
-          <w:szCs w:val="32"/>
-        </w:rPr>
-        <w:t>LightGBM</w:t>
-      </w:r>
-      <w:proofErr w:type="spellEnd"/>
-      <w:r>
-        <w:rPr>
-          <w:rFonts w:ascii="Times New Roman" w:hAnsi="Times New Roman" w:cs="Times New Roman"/>
-          <w:sz w:val="24"/>
-          <w:szCs w:val="32"/>
-        </w:rPr>
-        <w:t xml:space="preserve">. </w:t>
+        <w:t xml:space="preserve">Classify detected anomalies into one of five cyberattack categories using LightGBM. </w:t>
       </w:r>
     </w:p>
     <w:p>
@@ -2405,25 +1702,7 @@
           <w:sz w:val="24"/>
           <w:szCs w:val="32"/>
         </w:rPr>
-        <w:t xml:space="preserve">Collect analyst feedback and monitor </w:t>
-      </w:r>
-      <w:proofErr w:type="spellStart"/>
-      <w:r>
-        <w:rPr>
-          <w:rFonts w:ascii="Times New Roman" w:hAnsi="Times New Roman" w:cs="Times New Roman"/>
-          <w:sz w:val="24"/>
-          <w:szCs w:val="32"/>
-        </w:rPr>
-        <w:t>behavioral</w:t>
-      </w:r>
-      <w:proofErr w:type="spellEnd"/>
-      <w:r>
-        <w:rPr>
-          <w:rFonts w:ascii="Times New Roman" w:hAnsi="Times New Roman" w:cs="Times New Roman"/>
-          <w:sz w:val="24"/>
-          <w:szCs w:val="32"/>
-        </w:rPr>
-        <w:t xml:space="preserve"> drift for future model improvement. </w:t>
+        <w:t xml:space="preserve">Collect analyst feedback and monitor behavioral drift for future model improvement. </w:t>
       </w:r>
     </w:p>
     <w:p>
@@ -2459,71 +1738,23 @@
           <w:szCs w:val="32"/>
         </w:rPr>
       </w:pPr>
-      <w:proofErr w:type="spellStart"/>
-      <w:r>
-        <w:rPr>
-          <w:rFonts w:ascii="Times New Roman" w:hAnsi="Times New Roman" w:cs="Times New Roman"/>
-          <w:b/>
-          <w:bCs/>
-          <w:sz w:val="24"/>
-          <w:szCs w:val="32"/>
-        </w:rPr>
-        <w:t>Behavioral</w:t>
-      </w:r>
-      <w:proofErr w:type="spellEnd"/>
-      <w:r>
-        <w:rPr>
-          <w:rFonts w:ascii="Times New Roman" w:hAnsi="Times New Roman" w:cs="Times New Roman"/>
-          <w:b/>
-          <w:bCs/>
-          <w:sz w:val="24"/>
-          <w:szCs w:val="32"/>
-        </w:rPr>
-        <w:t xml:space="preserve"> Profiling:</w:t>
-      </w:r>
-      <w:r>
-        <w:rPr>
-          <w:rFonts w:ascii="Times New Roman" w:hAnsi="Times New Roman" w:cs="Times New Roman"/>
-          <w:sz w:val="24"/>
-          <w:szCs w:val="32"/>
-        </w:rPr>
-        <w:t xml:space="preserve"> Learns normal user </w:t>
-      </w:r>
-      <w:proofErr w:type="spellStart"/>
-      <w:r>
-        <w:rPr>
-          <w:rFonts w:ascii="Times New Roman" w:hAnsi="Times New Roman" w:cs="Times New Roman"/>
-          <w:sz w:val="24"/>
-          <w:szCs w:val="32"/>
-        </w:rPr>
-        <w:t>behavior</w:t>
-      </w:r>
-      <w:proofErr w:type="spellEnd"/>
-      <w:r>
-        <w:rPr>
-          <w:rFonts w:ascii="Times New Roman" w:hAnsi="Times New Roman" w:cs="Times New Roman"/>
-          <w:sz w:val="24"/>
-          <w:szCs w:val="32"/>
-        </w:rPr>
-        <w:t xml:space="preserve"> through 21 engineered </w:t>
-      </w:r>
-      <w:proofErr w:type="spellStart"/>
-      <w:r>
-        <w:rPr>
-          <w:rFonts w:ascii="Times New Roman" w:hAnsi="Times New Roman" w:cs="Times New Roman"/>
-          <w:sz w:val="24"/>
-          <w:szCs w:val="32"/>
-        </w:rPr>
-        <w:t>behavioral</w:t>
-      </w:r>
-      <w:proofErr w:type="spellEnd"/>
-      <w:r>
-        <w:rPr>
-          <w:rFonts w:ascii="Times New Roman" w:hAnsi="Times New Roman" w:cs="Times New Roman"/>
-          <w:sz w:val="24"/>
-          <w:szCs w:val="32"/>
-        </w:rPr>
-        <w:t xml:space="preserve"> features. </w:t>
+      <w:r>
+        <w:rPr>
+          <w:rFonts w:ascii="Times New Roman" w:hAnsi="Times New Roman" w:cs="Times New Roman"/>
+          <w:b/>
+          <w:bCs/>
+          <w:sz w:val="24"/>
+          <w:szCs w:val="32"/>
+        </w:rPr>
+        <w:t>Behavioral Profiling:</w:t>
+      </w:r>
+      <w:r>
+        <w:rPr>
+          <w:rFonts w:ascii="Times New Roman" w:hAnsi="Times New Roman" w:cs="Times New Roman"/>
+          <w:sz w:val="24"/>
+          <w:szCs w:val="32"/>
+        </w:rPr>
+        <w:t xml:space="preserve"> Learns normal user behavior through 21 engineered behavioral features. </w:t>
       </w:r>
     </w:p>
     <w:p>
@@ -2585,25 +1816,7 @@
           <w:sz w:val="24"/>
           <w:szCs w:val="32"/>
         </w:rPr>
-        <w:t xml:space="preserve"> Uses </w:t>
-      </w:r>
-      <w:proofErr w:type="spellStart"/>
-      <w:r>
-        <w:rPr>
-          <w:rFonts w:ascii="Times New Roman" w:hAnsi="Times New Roman" w:cs="Times New Roman"/>
-          <w:sz w:val="24"/>
-          <w:szCs w:val="32"/>
-        </w:rPr>
-        <w:t>LightGBM</w:t>
-      </w:r>
-      <w:proofErr w:type="spellEnd"/>
-      <w:r>
-        <w:rPr>
-          <w:rFonts w:ascii="Times New Roman" w:hAnsi="Times New Roman" w:cs="Times New Roman"/>
-          <w:sz w:val="24"/>
-          <w:szCs w:val="32"/>
-        </w:rPr>
-        <w:t xml:space="preserve"> to classify anomalies into five attack categories. </w:t>
+        <w:t xml:space="preserve"> Uses LightGBM to classify anomalies into five attack categories. </w:t>
       </w:r>
     </w:p>
     <w:p>
@@ -2665,25 +1878,7 @@
           <w:sz w:val="24"/>
           <w:szCs w:val="32"/>
         </w:rPr>
-        <w:t xml:space="preserve"> Tracks </w:t>
-      </w:r>
-      <w:proofErr w:type="spellStart"/>
-      <w:r>
-        <w:rPr>
-          <w:rFonts w:ascii="Times New Roman" w:hAnsi="Times New Roman" w:cs="Times New Roman"/>
-          <w:sz w:val="24"/>
-          <w:szCs w:val="32"/>
-        </w:rPr>
-        <w:t>behavioral</w:t>
-      </w:r>
-      <w:proofErr w:type="spellEnd"/>
-      <w:r>
-        <w:rPr>
-          <w:rFonts w:ascii="Times New Roman" w:hAnsi="Times New Roman" w:cs="Times New Roman"/>
-          <w:sz w:val="24"/>
-          <w:szCs w:val="32"/>
-        </w:rPr>
-        <w:t xml:space="preserve"> changes and recommends model retraining when required. </w:t>
+        <w:t xml:space="preserve"> Tracks behavioral changes and recommends model retraining when required. </w:t>
       </w:r>
     </w:p>
     <w:p>
@@ -2735,25 +1930,7 @@
           <w:sz w:val="24"/>
           <w:szCs w:val="32"/>
         </w:rPr>
-        <w:t xml:space="preserve"> Displays live alerts, threat timeline, risk metrics, </w:t>
-      </w:r>
-      <w:proofErr w:type="spellStart"/>
-      <w:r>
-        <w:rPr>
-          <w:rFonts w:ascii="Times New Roman" w:hAnsi="Times New Roman" w:cs="Times New Roman"/>
-          <w:sz w:val="24"/>
-          <w:szCs w:val="32"/>
-        </w:rPr>
-        <w:t>behavioral</w:t>
-      </w:r>
-      <w:proofErr w:type="spellEnd"/>
-      <w:r>
-        <w:rPr>
-          <w:rFonts w:ascii="Times New Roman" w:hAnsi="Times New Roman" w:cs="Times New Roman"/>
-          <w:sz w:val="24"/>
-          <w:szCs w:val="32"/>
-        </w:rPr>
-        <w:t xml:space="preserve"> insights, and attack statistics. </w:t>
+        <w:t xml:space="preserve"> Displays live alerts, threat timeline, risk metrics, behavioral insights, and attack statistics. </w:t>
       </w:r>
     </w:p>
     <w:p>
@@ -2815,25 +1992,7 @@
           <w:sz w:val="24"/>
           <w:szCs w:val="32"/>
         </w:rPr>
-        <w:t xml:space="preserve"> Shows AI-generated reasons and contributing </w:t>
-      </w:r>
-      <w:proofErr w:type="spellStart"/>
-      <w:r>
-        <w:rPr>
-          <w:rFonts w:ascii="Times New Roman" w:hAnsi="Times New Roman" w:cs="Times New Roman"/>
-          <w:sz w:val="24"/>
-          <w:szCs w:val="32"/>
-        </w:rPr>
-        <w:t>behavioral</w:t>
-      </w:r>
-      <w:proofErr w:type="spellEnd"/>
-      <w:r>
-        <w:rPr>
-          <w:rFonts w:ascii="Times New Roman" w:hAnsi="Times New Roman" w:cs="Times New Roman"/>
-          <w:sz w:val="24"/>
-          <w:szCs w:val="32"/>
-        </w:rPr>
-        <w:t xml:space="preserve"> features behind each alert. </w:t>
+        <w:t xml:space="preserve"> Shows AI-generated reasons and contributing behavioral features behind each alert. </w:t>
       </w:r>
     </w:p>
     <w:p>
@@ -2947,25 +2106,7 @@
           <w:sz w:val="24"/>
           <w:szCs w:val="32"/>
         </w:rPr>
-        <w:t xml:space="preserve"> The prototype uses a realistic synthetic enterprise authentication dataset with </w:t>
-      </w:r>
-      <w:proofErr w:type="spellStart"/>
-      <w:r>
-        <w:rPr>
-          <w:rFonts w:ascii="Times New Roman" w:hAnsi="Times New Roman" w:cs="Times New Roman"/>
-          <w:sz w:val="24"/>
-          <w:szCs w:val="32"/>
-        </w:rPr>
-        <w:t>labeled</w:t>
-      </w:r>
-      <w:proofErr w:type="spellEnd"/>
-      <w:r>
-        <w:rPr>
-          <w:rFonts w:ascii="Times New Roman" w:hAnsi="Times New Roman" w:cs="Times New Roman"/>
-          <w:sz w:val="24"/>
-          <w:szCs w:val="32"/>
-        </w:rPr>
-        <w:t xml:space="preserve"> attack scenarios, while the architecture is designed to integrate real-world authentication logs from enterprise identity providers, VPNs, cloud platforms, and SIEM solutions. </w:t>
+        <w:t xml:space="preserve"> The prototype uses a realistic synthetic enterprise authentication dataset with labeled attack scenarios, while the architecture is designed to integrate real-world authentication logs from enterprise identity providers, VPNs, cloud platforms, and SIEM solutions. </w:t>
       </w:r>
     </w:p>
     <w:p>
@@ -2996,43 +2137,7 @@
           <w:sz w:val="24"/>
           <w:szCs w:val="32"/>
         </w:rPr>
-        <w:t xml:space="preserve"> The proposed solution is built using widely adopted technologies including </w:t>
-      </w:r>
-      <w:proofErr w:type="spellStart"/>
-      <w:r>
-        <w:rPr>
-          <w:rFonts w:ascii="Times New Roman" w:hAnsi="Times New Roman" w:cs="Times New Roman"/>
-          <w:sz w:val="24"/>
-          <w:szCs w:val="32"/>
-        </w:rPr>
-        <w:t>FastAPI</w:t>
-      </w:r>
-      <w:proofErr w:type="spellEnd"/>
-      <w:r>
-        <w:rPr>
-          <w:rFonts w:ascii="Times New Roman" w:hAnsi="Times New Roman" w:cs="Times New Roman"/>
-          <w:sz w:val="24"/>
-          <w:szCs w:val="32"/>
-        </w:rPr>
-        <w:t xml:space="preserve">, React, Scikit-learn, </w:t>
-      </w:r>
-      <w:proofErr w:type="spellStart"/>
-      <w:r>
-        <w:rPr>
-          <w:rFonts w:ascii="Times New Roman" w:hAnsi="Times New Roman" w:cs="Times New Roman"/>
-          <w:sz w:val="24"/>
-          <w:szCs w:val="32"/>
-        </w:rPr>
-        <w:t>LightGBM</w:t>
-      </w:r>
-      <w:proofErr w:type="spellEnd"/>
-      <w:r>
-        <w:rPr>
-          <w:rFonts w:ascii="Times New Roman" w:hAnsi="Times New Roman" w:cs="Times New Roman"/>
-          <w:sz w:val="24"/>
-          <w:szCs w:val="32"/>
-        </w:rPr>
-        <w:t xml:space="preserve">, and SQLite, making it practical to develop, deploy, and scale within a standard machine learning environment. </w:t>
+        <w:t xml:space="preserve"> The proposed solution is built using widely adopted technologies including FastAPI, React, Scikit-learn, LightGBM, and SQLite, making it practical to develop, deploy, and scale within a standard machine learning environment. </w:t>
       </w:r>
     </w:p>
     <w:p>
@@ -3063,25 +2168,7 @@
           <w:sz w:val="24"/>
           <w:szCs w:val="32"/>
         </w:rPr>
-        <w:t xml:space="preserve"> The modular architecture supports real-time streaming, REST APIs, and database integration, allowing seamless deployment in modern Security Operations </w:t>
-      </w:r>
-      <w:proofErr w:type="spellStart"/>
-      <w:r>
-        <w:rPr>
-          <w:rFonts w:ascii="Times New Roman" w:hAnsi="Times New Roman" w:cs="Times New Roman"/>
-          <w:sz w:val="24"/>
-          <w:szCs w:val="32"/>
-        </w:rPr>
-        <w:t>Centers</w:t>
-      </w:r>
-      <w:proofErr w:type="spellEnd"/>
-      <w:r>
-        <w:rPr>
-          <w:rFonts w:ascii="Times New Roman" w:hAnsi="Times New Roman" w:cs="Times New Roman"/>
-          <w:sz w:val="24"/>
-          <w:szCs w:val="32"/>
-        </w:rPr>
-        <w:t xml:space="preserve"> (SOCs). </w:t>
+        <w:t xml:space="preserve"> The modular architecture supports real-time streaming, REST APIs, and database integration, allowing seamless deployment in modern Security Operations Centers (SOCs). </w:t>
       </w:r>
     </w:p>
     <w:p>
@@ -3157,53 +2244,23 @@
           <w:szCs w:val="32"/>
         </w:rPr>
       </w:pPr>
-      <w:proofErr w:type="spellStart"/>
-      <w:r>
-        <w:rPr>
-          <w:rFonts w:ascii="Times New Roman" w:hAnsi="Times New Roman" w:cs="Times New Roman"/>
-          <w:b/>
-          <w:bCs/>
-          <w:sz w:val="24"/>
-          <w:szCs w:val="32"/>
-        </w:rPr>
-        <w:t>Behavioral</w:t>
-      </w:r>
-      <w:proofErr w:type="spellEnd"/>
-      <w:r>
-        <w:rPr>
-          <w:rFonts w:ascii="Times New Roman" w:hAnsi="Times New Roman" w:cs="Times New Roman"/>
-          <w:b/>
-          <w:bCs/>
-          <w:sz w:val="24"/>
-          <w:szCs w:val="32"/>
-        </w:rPr>
-        <w:t xml:space="preserve"> Drift:</w:t>
-      </w:r>
-      <w:r>
-        <w:rPr>
-          <w:rFonts w:ascii="Times New Roman" w:hAnsi="Times New Roman" w:cs="Times New Roman"/>
-          <w:sz w:val="24"/>
-          <w:szCs w:val="32"/>
-        </w:rPr>
-        <w:t xml:space="preserve"> User </w:t>
-      </w:r>
-      <w:proofErr w:type="spellStart"/>
-      <w:r>
-        <w:rPr>
-          <w:rFonts w:ascii="Times New Roman" w:hAnsi="Times New Roman" w:cs="Times New Roman"/>
-          <w:sz w:val="24"/>
-          <w:szCs w:val="32"/>
-        </w:rPr>
-        <w:t>behavior</w:t>
-      </w:r>
-      <w:proofErr w:type="spellEnd"/>
-      <w:r>
-        <w:rPr>
-          <w:rFonts w:ascii="Times New Roman" w:hAnsi="Times New Roman" w:cs="Times New Roman"/>
-          <w:sz w:val="24"/>
-          <w:szCs w:val="32"/>
-        </w:rPr>
-        <w:t xml:space="preserve"> changes over time due to new devices, locations, or work patterns, potentially reducing detection accuracy. </w:t>
+      <w:r>
+        <w:rPr>
+          <w:rFonts w:ascii="Times New Roman" w:hAnsi="Times New Roman" w:cs="Times New Roman"/>
+          <w:b/>
+          <w:bCs/>
+          <w:sz w:val="24"/>
+          <w:szCs w:val="32"/>
+        </w:rPr>
+        <w:t>Behavioral Drift:</w:t>
+      </w:r>
+      <w:r>
+        <w:rPr>
+          <w:rFonts w:ascii="Times New Roman" w:hAnsi="Times New Roman" w:cs="Times New Roman"/>
+          <w:sz w:val="24"/>
+          <w:szCs w:val="32"/>
+        </w:rPr>
+        <w:t xml:space="preserve"> User behavior changes over time due to new devices, locations, or work patterns, potentially reducing detection accuracy. </w:t>
       </w:r>
     </w:p>
     <w:p>
@@ -3234,25 +2291,7 @@
           <w:sz w:val="24"/>
           <w:szCs w:val="32"/>
         </w:rPr>
-        <w:t xml:space="preserve"> New users with limited historical data make it difficult to establish reliable </w:t>
-      </w:r>
-      <w:proofErr w:type="spellStart"/>
-      <w:r>
-        <w:rPr>
-          <w:rFonts w:ascii="Times New Roman" w:hAnsi="Times New Roman" w:cs="Times New Roman"/>
-          <w:sz w:val="24"/>
-          <w:szCs w:val="32"/>
-        </w:rPr>
-        <w:t>behavioral</w:t>
-      </w:r>
-      <w:proofErr w:type="spellEnd"/>
-      <w:r>
-        <w:rPr>
-          <w:rFonts w:ascii="Times New Roman" w:hAnsi="Times New Roman" w:cs="Times New Roman"/>
-          <w:sz w:val="24"/>
-          <w:szCs w:val="32"/>
-        </w:rPr>
-        <w:t xml:space="preserve"> baselines. </w:t>
+        <w:t xml:space="preserve"> New users with limited historical data make it difficult to establish reliable behavioral baselines. </w:t>
       </w:r>
     </w:p>
     <w:p>
@@ -3367,29 +2406,7 @@
           <w:sz w:val="24"/>
           <w:szCs w:val="32"/>
         </w:rPr>
-        <w:t xml:space="preserve">Adaptive </w:t>
-      </w:r>
-      <w:proofErr w:type="spellStart"/>
-      <w:r>
-        <w:rPr>
-          <w:rFonts w:ascii="Times New Roman" w:hAnsi="Times New Roman" w:cs="Times New Roman"/>
-          <w:b/>
-          <w:bCs/>
-          <w:sz w:val="24"/>
-          <w:szCs w:val="32"/>
-        </w:rPr>
-        <w:t>Behavioral</w:t>
-      </w:r>
-      <w:proofErr w:type="spellEnd"/>
-      <w:r>
-        <w:rPr>
-          <w:rFonts w:ascii="Times New Roman" w:hAnsi="Times New Roman" w:cs="Times New Roman"/>
-          <w:b/>
-          <w:bCs/>
-          <w:sz w:val="24"/>
-          <w:szCs w:val="32"/>
-        </w:rPr>
-        <w:t xml:space="preserve"> Learning:</w:t>
+        <w:t>Adaptive Behavioral Learning:</w:t>
       </w:r>
       <w:r>
         <w:rPr>
@@ -3428,43 +2445,7 @@
           <w:sz w:val="24"/>
           <w:szCs w:val="32"/>
         </w:rPr>
-        <w:t xml:space="preserve"> Blend organizational </w:t>
-      </w:r>
-      <w:proofErr w:type="spellStart"/>
-      <w:r>
-        <w:rPr>
-          <w:rFonts w:ascii="Times New Roman" w:hAnsi="Times New Roman" w:cs="Times New Roman"/>
-          <w:sz w:val="24"/>
-          <w:szCs w:val="32"/>
-        </w:rPr>
-        <w:t>behavior</w:t>
-      </w:r>
-      <w:proofErr w:type="spellEnd"/>
-      <w:r>
-        <w:rPr>
-          <w:rFonts w:ascii="Times New Roman" w:hAnsi="Times New Roman" w:cs="Times New Roman"/>
-          <w:sz w:val="24"/>
-          <w:szCs w:val="32"/>
-        </w:rPr>
-        <w:t xml:space="preserve"> with limited user history until sufficient </w:t>
-      </w:r>
-      <w:proofErr w:type="spellStart"/>
-      <w:r>
-        <w:rPr>
-          <w:rFonts w:ascii="Times New Roman" w:hAnsi="Times New Roman" w:cs="Times New Roman"/>
-          <w:sz w:val="24"/>
-          <w:szCs w:val="32"/>
-        </w:rPr>
-        <w:t>behavioral</w:t>
-      </w:r>
-      <w:proofErr w:type="spellEnd"/>
-      <w:r>
-        <w:rPr>
-          <w:rFonts w:ascii="Times New Roman" w:hAnsi="Times New Roman" w:cs="Times New Roman"/>
-          <w:sz w:val="24"/>
-          <w:szCs w:val="32"/>
-        </w:rPr>
-        <w:t xml:space="preserve"> data is available. </w:t>
+        <w:t xml:space="preserve"> Blend organizational behavior with limited user history until sufficient behavioral data is available. </w:t>
       </w:r>
     </w:p>
     <w:p>
@@ -3652,25 +2633,7 @@
           <w:sz w:val="24"/>
           <w:szCs w:val="32"/>
         </w:rPr>
-        <w:t xml:space="preserve">The proposed system was evaluated using a synthetic enterprise authentication dataset generated to simulate real organizational login </w:t>
-      </w:r>
-      <w:proofErr w:type="spellStart"/>
-      <w:r>
-        <w:rPr>
-          <w:rFonts w:ascii="Times New Roman" w:hAnsi="Times New Roman" w:cs="Times New Roman"/>
-          <w:sz w:val="24"/>
-          <w:szCs w:val="32"/>
-        </w:rPr>
-        <w:t>behavior</w:t>
-      </w:r>
-      <w:proofErr w:type="spellEnd"/>
-      <w:r>
-        <w:rPr>
-          <w:rFonts w:ascii="Times New Roman" w:hAnsi="Times New Roman" w:cs="Times New Roman"/>
-          <w:sz w:val="24"/>
-          <w:szCs w:val="32"/>
-        </w:rPr>
-        <w:t xml:space="preserve"> and cyberattack scenarios. The dataset contained </w:t>
+        <w:t xml:space="preserve">The proposed system was evaluated using a synthetic enterprise authentication dataset generated to simulate real organizational login behavior and cyberattack scenarios. The dataset contained </w:t>
       </w:r>
       <w:r>
         <w:rPr>
@@ -3716,29 +2679,7 @@
           <w:sz w:val="24"/>
           <w:szCs w:val="32"/>
         </w:rPr>
-        <w:t xml:space="preserve">1,151 </w:t>
-      </w:r>
-      <w:proofErr w:type="spellStart"/>
-      <w:r>
-        <w:rPr>
-          <w:rFonts w:ascii="Times New Roman" w:hAnsi="Times New Roman" w:cs="Times New Roman"/>
-          <w:b/>
-          <w:bCs/>
-          <w:sz w:val="24"/>
-          <w:szCs w:val="32"/>
-        </w:rPr>
-        <w:t>labeled</w:t>
-      </w:r>
-      <w:proofErr w:type="spellEnd"/>
-      <w:r>
-        <w:rPr>
-          <w:rFonts w:ascii="Times New Roman" w:hAnsi="Times New Roman" w:cs="Times New Roman"/>
-          <w:b/>
-          <w:bCs/>
-          <w:sz w:val="24"/>
-          <w:szCs w:val="32"/>
-        </w:rPr>
-        <w:t xml:space="preserve"> attack events</w:t>
+        <w:t>1,151 labeled attack events</w:t>
       </w:r>
       <w:r>
         <w:rPr>
@@ -3763,95 +2704,37 @@
           <w:sz w:val="24"/>
           <w:szCs w:val="32"/>
         </w:rPr>
-        <w:t>The evaluation was performed in three stages: (</w:t>
-      </w:r>
-      <w:proofErr w:type="spellStart"/>
-      <w:r>
-        <w:rPr>
-          <w:rFonts w:ascii="Times New Roman" w:hAnsi="Times New Roman" w:cs="Times New Roman"/>
-          <w:sz w:val="24"/>
-          <w:szCs w:val="32"/>
-        </w:rPr>
-        <w:t>i</w:t>
-      </w:r>
-      <w:proofErr w:type="spellEnd"/>
-      <w:r>
-        <w:rPr>
-          <w:rFonts w:ascii="Times New Roman" w:hAnsi="Times New Roman" w:cs="Times New Roman"/>
-          <w:sz w:val="24"/>
-          <w:szCs w:val="32"/>
-        </w:rPr>
-        <w:t xml:space="preserve">) </w:t>
-      </w:r>
-      <w:proofErr w:type="spellStart"/>
-      <w:r>
-        <w:rPr>
-          <w:rFonts w:ascii="Times New Roman" w:hAnsi="Times New Roman" w:cs="Times New Roman"/>
-          <w:sz w:val="24"/>
-          <w:szCs w:val="32"/>
-        </w:rPr>
-        <w:t>behavioral</w:t>
-      </w:r>
-      <w:proofErr w:type="spellEnd"/>
-      <w:r>
-        <w:rPr>
-          <w:rFonts w:ascii="Times New Roman" w:hAnsi="Times New Roman" w:cs="Times New Roman"/>
-          <w:sz w:val="24"/>
-          <w:szCs w:val="32"/>
-        </w:rPr>
-        <w:t xml:space="preserve"> anomaly detection, (ii) attack classification, and (iii) end-to-end replay simulation to assess real-time performance.</w:t>
-      </w:r>
-    </w:p>
-    <w:p>
-      <w:pPr>
-        <w:rPr>
-          <w:rFonts w:ascii="Times New Roman" w:hAnsi="Times New Roman" w:cs="Times New Roman"/>
-          <w:sz w:val="24"/>
-          <w:szCs w:val="32"/>
-        </w:rPr>
-      </w:pPr>
-    </w:p>
-    <w:p>
-      <w:pPr>
-        <w:rPr>
-          <w:rFonts w:ascii="Times New Roman" w:hAnsi="Times New Roman" w:cs="Times New Roman"/>
-          <w:b/>
-          <w:bCs/>
-          <w:sz w:val="24"/>
-          <w:szCs w:val="32"/>
-        </w:rPr>
-      </w:pPr>
-      <w:r>
-        <w:rPr>
-          <w:rFonts w:ascii="Times New Roman" w:hAnsi="Times New Roman" w:cs="Times New Roman"/>
-          <w:b/>
-          <w:bCs/>
-          <w:sz w:val="24"/>
-          <w:szCs w:val="32"/>
-        </w:rPr>
-        <w:t xml:space="preserve">4.2 Stage 1 – </w:t>
-      </w:r>
-      <w:proofErr w:type="spellStart"/>
-      <w:r>
-        <w:rPr>
-          <w:rFonts w:ascii="Times New Roman" w:hAnsi="Times New Roman" w:cs="Times New Roman"/>
-          <w:b/>
-          <w:bCs/>
-          <w:sz w:val="24"/>
-          <w:szCs w:val="32"/>
-        </w:rPr>
-        <w:t>Behavioral</w:t>
-      </w:r>
-      <w:proofErr w:type="spellEnd"/>
-      <w:r>
-        <w:rPr>
-          <w:rFonts w:ascii="Times New Roman" w:hAnsi="Times New Roman" w:cs="Times New Roman"/>
-          <w:b/>
-          <w:bCs/>
-          <w:sz w:val="24"/>
-          <w:szCs w:val="32"/>
-        </w:rPr>
-        <w:t xml:space="preserve"> Anomaly Detection</w:t>
+        <w:t>The evaluation was performed in three stages: (i) behavioral anomaly detection, (ii) attack classification, and (iii) end-to-end replay simulation to assess real-time performance.</w:t>
+      </w:r>
+    </w:p>
+    <w:p>
+      <w:pPr>
+        <w:rPr>
+          <w:rFonts w:ascii="Times New Roman" w:hAnsi="Times New Roman" w:cs="Times New Roman"/>
+          <w:sz w:val="24"/>
+          <w:szCs w:val="32"/>
+        </w:rPr>
+      </w:pPr>
+    </w:p>
+    <w:p>
+      <w:pPr>
+        <w:rPr>
+          <w:rFonts w:ascii="Times New Roman" w:hAnsi="Times New Roman" w:cs="Times New Roman"/>
+          <w:b/>
+          <w:bCs/>
+          <w:sz w:val="24"/>
+          <w:szCs w:val="32"/>
+        </w:rPr>
+      </w:pPr>
+      <w:r>
+        <w:rPr>
+          <w:rFonts w:ascii="Times New Roman" w:hAnsi="Times New Roman" w:cs="Times New Roman"/>
+          <w:b/>
+          <w:bCs/>
+          <w:sz w:val="24"/>
+          <w:szCs w:val="32"/>
+        </w:rPr>
+        <w:t>4.2 Stage 1 – Behavioral Anomaly Detection</w:t>
       </w:r>
     </w:p>
     <w:p>
@@ -4340,25 +3223,7 @@
           <w:sz w:val="24"/>
           <w:szCs w:val="32"/>
         </w:rPr>
-        <w:t xml:space="preserve">These results demonstrate excellent separation between normal and malicious </w:t>
-      </w:r>
-      <w:proofErr w:type="spellStart"/>
-      <w:r>
-        <w:rPr>
-          <w:rFonts w:ascii="Times New Roman" w:hAnsi="Times New Roman" w:cs="Times New Roman"/>
-          <w:sz w:val="24"/>
-          <w:szCs w:val="32"/>
-        </w:rPr>
-        <w:t>behavior</w:t>
-      </w:r>
-      <w:proofErr w:type="spellEnd"/>
-      <w:r>
-        <w:rPr>
-          <w:rFonts w:ascii="Times New Roman" w:hAnsi="Times New Roman" w:cs="Times New Roman"/>
-          <w:sz w:val="24"/>
-          <w:szCs w:val="32"/>
-        </w:rPr>
-        <w:t xml:space="preserve"> while maintaining a low false-positive rate.</w:t>
+        <w:t>These results demonstrate excellent separation between normal and malicious behavior while maintaining a low false-positive rate.</w:t>
       </w:r>
     </w:p>
     <w:p>
@@ -4398,7 +3263,6 @@
         </w:rPr>
         <w:t xml:space="preserve">Suspicious events detected during Stage 1 were classified using a </w:t>
       </w:r>
-      <w:proofErr w:type="spellStart"/>
       <w:r>
         <w:rPr>
           <w:rFonts w:ascii="Times New Roman" w:hAnsi="Times New Roman" w:cs="Times New Roman"/>
@@ -4409,7 +3273,6 @@
         </w:rPr>
         <w:t>LightGBM</w:t>
       </w:r>
-      <w:proofErr w:type="spellEnd"/>
       <w:r>
         <w:rPr>
           <w:rFonts w:ascii="Times New Roman" w:hAnsi="Times New Roman" w:cs="Times New Roman"/>
@@ -4690,25 +3553,7 @@
           <w:sz w:val="24"/>
           <w:szCs w:val="32"/>
         </w:rPr>
-        <w:t xml:space="preserve">The classifier correctly identified all five attack categories on the held-out synthetic test dataset, indicating effective discrimination between different attack </w:t>
-      </w:r>
-      <w:proofErr w:type="spellStart"/>
-      <w:r>
-        <w:rPr>
-          <w:rFonts w:ascii="Times New Roman" w:hAnsi="Times New Roman" w:cs="Times New Roman"/>
-          <w:sz w:val="24"/>
-          <w:szCs w:val="32"/>
-        </w:rPr>
-        <w:t>behaviors</w:t>
-      </w:r>
-      <w:proofErr w:type="spellEnd"/>
-      <w:r>
-        <w:rPr>
-          <w:rFonts w:ascii="Times New Roman" w:hAnsi="Times New Roman" w:cs="Times New Roman"/>
-          <w:sz w:val="24"/>
-          <w:szCs w:val="32"/>
-        </w:rPr>
-        <w:t>.</w:t>
+        <w:t>The classifier correctly identified all five attack categories on the held-out synthetic test dataset, indicating effective discrimination between different attack behaviors.</w:t>
       </w:r>
     </w:p>
     <w:p>
@@ -5488,25 +4333,7 @@
           <w:sz w:val="24"/>
           <w:szCs w:val="32"/>
         </w:rPr>
-        <w:t xml:space="preserve">The results indicate that the proposed two-stage detection pipeline effectively identifies high-confidence attack patterns while maintaining a low false-positive rate. More subtle </w:t>
-      </w:r>
-      <w:proofErr w:type="spellStart"/>
-      <w:r>
-        <w:rPr>
-          <w:rFonts w:ascii="Times New Roman" w:hAnsi="Times New Roman" w:cs="Times New Roman"/>
-          <w:sz w:val="24"/>
-          <w:szCs w:val="32"/>
-        </w:rPr>
-        <w:t>behavioral</w:t>
-      </w:r>
-      <w:proofErr w:type="spellEnd"/>
-      <w:r>
-        <w:rPr>
-          <w:rFonts w:ascii="Times New Roman" w:hAnsi="Times New Roman" w:cs="Times New Roman"/>
-          <w:sz w:val="24"/>
-          <w:szCs w:val="32"/>
-        </w:rPr>
-        <w:t xml:space="preserve"> </w:t>
+        <w:t xml:space="preserve">The results indicate that the proposed two-stage detection pipeline effectively identifies high-confidence attack patterns while maintaining a low false-positive rate. More subtle behavioral </w:t>
       </w:r>
       <w:r>
         <w:rPr>
@@ -5623,25 +4450,7 @@
           <w:sz w:val="24"/>
           <w:szCs w:val="32"/>
         </w:rPr>
-        <w:t xml:space="preserve"> for </w:t>
-      </w:r>
-      <w:proofErr w:type="spellStart"/>
-      <w:r>
-        <w:rPr>
-          <w:rFonts w:ascii="Times New Roman" w:hAnsi="Times New Roman" w:cs="Times New Roman"/>
-          <w:sz w:val="24"/>
-          <w:szCs w:val="32"/>
-        </w:rPr>
-        <w:t>behavioral</w:t>
-      </w:r>
-      <w:proofErr w:type="spellEnd"/>
-      <w:r>
-        <w:rPr>
-          <w:rFonts w:ascii="Times New Roman" w:hAnsi="Times New Roman" w:cs="Times New Roman"/>
-          <w:sz w:val="24"/>
-          <w:szCs w:val="32"/>
-        </w:rPr>
-        <w:t xml:space="preserve"> anomaly detection. </w:t>
+        <w:t xml:space="preserve"> for behavioral anomaly detection. </w:t>
       </w:r>
     </w:p>
     <w:p>
@@ -5737,25 +4546,7 @@
           <w:sz w:val="24"/>
           <w:szCs w:val="32"/>
         </w:rPr>
-        <w:t xml:space="preserve">Correctly classified all detected attack categories using the </w:t>
-      </w:r>
-      <w:proofErr w:type="spellStart"/>
-      <w:r>
-        <w:rPr>
-          <w:rFonts w:ascii="Times New Roman" w:hAnsi="Times New Roman" w:cs="Times New Roman"/>
-          <w:sz w:val="24"/>
-          <w:szCs w:val="32"/>
-        </w:rPr>
-        <w:t>LightGBM</w:t>
-      </w:r>
-      <w:proofErr w:type="spellEnd"/>
-      <w:r>
-        <w:rPr>
-          <w:rFonts w:ascii="Times New Roman" w:hAnsi="Times New Roman" w:cs="Times New Roman"/>
-          <w:sz w:val="24"/>
-          <w:szCs w:val="32"/>
-        </w:rPr>
-        <w:t xml:space="preserve"> classifier on the synthetic test set. </w:t>
+        <w:t xml:space="preserve">Correctly classified all detected attack categories using the LightGBM classifier on the synthetic test set. </w:t>
       </w:r>
     </w:p>
     <w:p>
@@ -5947,43 +4738,7 @@
           <w:sz w:val="24"/>
           <w:szCs w:val="32"/>
         </w:rPr>
-        <w:t xml:space="preserve"> – Enterprise knowledge base of adversary tactics and techniques used for </w:t>
-      </w:r>
-      <w:proofErr w:type="spellStart"/>
-      <w:r>
-        <w:rPr>
-          <w:rFonts w:ascii="Times New Roman" w:hAnsi="Times New Roman" w:cs="Times New Roman"/>
-          <w:sz w:val="24"/>
-          <w:szCs w:val="32"/>
-        </w:rPr>
-        <w:t>modeling</w:t>
-      </w:r>
-      <w:proofErr w:type="spellEnd"/>
-      <w:r>
-        <w:rPr>
-          <w:rFonts w:ascii="Times New Roman" w:hAnsi="Times New Roman" w:cs="Times New Roman"/>
-          <w:sz w:val="24"/>
-          <w:szCs w:val="32"/>
-        </w:rPr>
-        <w:t xml:space="preserve"> cyberattack </w:t>
-      </w:r>
-      <w:proofErr w:type="spellStart"/>
-      <w:r>
-        <w:rPr>
-          <w:rFonts w:ascii="Times New Roman" w:hAnsi="Times New Roman" w:cs="Times New Roman"/>
-          <w:sz w:val="24"/>
-          <w:szCs w:val="32"/>
-        </w:rPr>
-        <w:t>behaviors</w:t>
-      </w:r>
-      <w:proofErr w:type="spellEnd"/>
-      <w:r>
-        <w:rPr>
-          <w:rFonts w:ascii="Times New Roman" w:hAnsi="Times New Roman" w:cs="Times New Roman"/>
-          <w:sz w:val="24"/>
-          <w:szCs w:val="32"/>
-        </w:rPr>
-        <w:t xml:space="preserve"> such as credential access, lateral movement, and privilege escalation.</w:t>
+        <w:t xml:space="preserve"> – Enterprise knowledge base of adversary tactics and techniques used for modeling cyberattack behaviors such as credential access, lateral movement, and privilege escalation.</w:t>
       </w:r>
       <w:r>
         <w:rPr>
@@ -6141,27 +4896,15 @@
           <w:szCs w:val="32"/>
         </w:rPr>
       </w:pPr>
-      <w:proofErr w:type="spellStart"/>
-      <w:r>
-        <w:rPr>
-          <w:rFonts w:ascii="Times New Roman" w:hAnsi="Times New Roman" w:cs="Times New Roman"/>
-          <w:b/>
-          <w:bCs/>
-          <w:sz w:val="24"/>
-          <w:szCs w:val="32"/>
-        </w:rPr>
-        <w:t>LightGBM</w:t>
-      </w:r>
-      <w:proofErr w:type="spellEnd"/>
-      <w:r>
-        <w:rPr>
-          <w:rFonts w:ascii="Times New Roman" w:hAnsi="Times New Roman" w:cs="Times New Roman"/>
-          <w:b/>
-          <w:bCs/>
-          <w:sz w:val="24"/>
-          <w:szCs w:val="32"/>
-        </w:rPr>
-        <w:t xml:space="preserve"> Documentation</w:t>
+      <w:r>
+        <w:rPr>
+          <w:rFonts w:ascii="Times New Roman" w:hAnsi="Times New Roman" w:cs="Times New Roman"/>
+          <w:b/>
+          <w:bCs/>
+          <w:sz w:val="24"/>
+          <w:szCs w:val="32"/>
+        </w:rPr>
+        <w:t>LightGBM Documentation</w:t>
       </w:r>
       <w:r>
         <w:rPr>
@@ -6219,51 +4962,7 @@
           <w:sz w:val="24"/>
           <w:szCs w:val="32"/>
         </w:rPr>
-        <w:t>SHAP (</w:t>
-      </w:r>
-      <w:proofErr w:type="spellStart"/>
-      <w:r>
-        <w:rPr>
-          <w:rFonts w:ascii="Times New Roman" w:hAnsi="Times New Roman" w:cs="Times New Roman"/>
-          <w:b/>
-          <w:bCs/>
-          <w:sz w:val="24"/>
-          <w:szCs w:val="32"/>
-        </w:rPr>
-        <w:t>SHapley</w:t>
-      </w:r>
-      <w:proofErr w:type="spellEnd"/>
-      <w:r>
-        <w:rPr>
-          <w:rFonts w:ascii="Times New Roman" w:hAnsi="Times New Roman" w:cs="Times New Roman"/>
-          <w:b/>
-          <w:bCs/>
-          <w:sz w:val="24"/>
-          <w:szCs w:val="32"/>
-        </w:rPr>
-        <w:t xml:space="preserve"> Additive </w:t>
-      </w:r>
-      <w:proofErr w:type="spellStart"/>
-      <w:r>
-        <w:rPr>
-          <w:rFonts w:ascii="Times New Roman" w:hAnsi="Times New Roman" w:cs="Times New Roman"/>
-          <w:b/>
-          <w:bCs/>
-          <w:sz w:val="24"/>
-          <w:szCs w:val="32"/>
-        </w:rPr>
-        <w:t>exPlanations</w:t>
-      </w:r>
-      <w:proofErr w:type="spellEnd"/>
-      <w:r>
-        <w:rPr>
-          <w:rFonts w:ascii="Times New Roman" w:hAnsi="Times New Roman" w:cs="Times New Roman"/>
-          <w:b/>
-          <w:bCs/>
-          <w:sz w:val="24"/>
-          <w:szCs w:val="32"/>
-        </w:rPr>
-        <w:t>)</w:t>
+        <w:t>SHAP (SHapley Additive exPlanations)</w:t>
       </w:r>
       <w:r>
         <w:rPr>
@@ -6396,6 +5095,16 @@
           <w:sz w:val="24"/>
           <w:szCs w:val="32"/>
         </w:rPr>
+        <w:t>5</w:t>
+      </w:r>
+      <w:r>
+        <w:rPr>
+          <w:rFonts w:ascii="Times New Roman" w:hAnsi="Times New Roman" w:cs="Times New Roman"/>
+          <w:b/>
+          <w:bCs/>
+          <w:sz w:val="24"/>
+          <w:szCs w:val="32"/>
+        </w:rPr>
         <w:t>.</w:t>
       </w:r>
       <w:r>
@@ -6445,6 +5154,9 @@
     </w:p>
     <w:p>
       <w:pPr>
+        <w:tabs>
+          <w:tab w:val="left" w:pos="2389"/>
+        </w:tabs>
         <w:ind w:left="360"/>
         <w:rPr>
           <w:rFonts w:ascii="Times New Roman" w:hAnsi="Times New Roman" w:cs="Times New Roman"/>
@@ -6468,77 +5180,114 @@
           <w:sz w:val="24"/>
           <w:szCs w:val="32"/>
         </w:rPr>
+        <w:t>:</w:t>
+      </w:r>
+      <w:r>
+        <w:rPr>
+          <w:rFonts w:ascii="Times New Roman" w:hAnsi="Times New Roman" w:cs="Times New Roman"/>
+          <w:sz w:val="24"/>
+          <w:szCs w:val="32"/>
+        </w:rPr>
+        <w:t xml:space="preserve"> </w:t>
+      </w:r>
+      <w:hyperlink r:id="rId12" w:history="1">
+        <w:r>
+          <w:rPr>
+            <w:rStyle w:val="Hyperlink"/>
+            <w:rFonts w:ascii="Times New Roman" w:hAnsi="Times New Roman" w:cs="Times New Roman"/>
+            <w:sz w:val="24"/>
+            <w:szCs w:val="32"/>
+          </w:rPr>
+          <w:t>Link</w:t>
+        </w:r>
+      </w:hyperlink>
+      <w:r>
+        <w:rPr>
+          <w:rFonts w:ascii="Times New Roman" w:hAnsi="Times New Roman" w:cs="Times New Roman"/>
+          <w:sz w:val="24"/>
+          <w:szCs w:val="32"/>
+        </w:rPr>
+        <w:t xml:space="preserve"> OR </w:t>
+      </w:r>
+      <w:hyperlink r:id="rId13" w:history="1">
+        <w:r>
+          <w:rPr>
+            <w:rStyle w:val="Hyperlink"/>
+            <w:rFonts w:ascii="Times New Roman" w:hAnsi="Times New Roman" w:cs="Times New Roman"/>
+            <w:sz w:val="24"/>
+            <w:szCs w:val="32"/>
+          </w:rPr>
+          <w:t>https://sentinels-soc.onrender.com/</w:t>
+        </w:r>
+      </w:hyperlink>
+    </w:p>
+    <w:p>
+      <w:pPr>
+        <w:ind w:left="360"/>
+        <w:rPr>
+          <w:rFonts w:ascii="Times New Roman" w:hAnsi="Times New Roman" w:cs="Times New Roman"/>
+          <w:sz w:val="24"/>
+          <w:szCs w:val="32"/>
+        </w:rPr>
+      </w:pPr>
+      <w:r>
+        <w:rPr>
+          <w:rFonts w:ascii="Times New Roman" w:hAnsi="Times New Roman" w:cs="Times New Roman"/>
+          <w:b/>
+          <w:bCs/>
+          <w:sz w:val="24"/>
+          <w:szCs w:val="32"/>
+        </w:rPr>
+        <w:t>GitHub Repositor</w:t>
+      </w:r>
+      <w:r>
+        <w:rPr>
+          <w:rFonts w:ascii="Times New Roman" w:hAnsi="Times New Roman" w:cs="Times New Roman"/>
+          <w:b/>
+          <w:bCs/>
+          <w:sz w:val="24"/>
+          <w:szCs w:val="32"/>
+        </w:rPr>
+        <w:t>y</w:t>
+      </w:r>
+      <w:r>
+        <w:rPr>
+          <w:rFonts w:ascii="Times New Roman" w:hAnsi="Times New Roman" w:cs="Times New Roman"/>
+          <w:sz w:val="24"/>
+          <w:szCs w:val="32"/>
+        </w:rPr>
         <w:t xml:space="preserve">: </w:t>
       </w:r>
-    </w:p>
-    <w:p>
-      <w:pPr>
-        <w:ind w:left="360"/>
-        <w:rPr>
-          <w:rFonts w:ascii="Times New Roman" w:hAnsi="Times New Roman" w:cs="Times New Roman"/>
-          <w:sz w:val="24"/>
-          <w:szCs w:val="32"/>
-        </w:rPr>
-      </w:pPr>
-      <w:r>
-        <w:rPr>
-          <w:rFonts w:ascii="Times New Roman" w:hAnsi="Times New Roman" w:cs="Times New Roman"/>
-          <w:b/>
-          <w:bCs/>
-          <w:sz w:val="24"/>
-          <w:szCs w:val="32"/>
-        </w:rPr>
-        <w:t>GitHub Repositor</w:t>
-      </w:r>
-      <w:r>
-        <w:rPr>
-          <w:rFonts w:ascii="Times New Roman" w:hAnsi="Times New Roman" w:cs="Times New Roman"/>
-          <w:b/>
-          <w:bCs/>
-          <w:sz w:val="24"/>
-          <w:szCs w:val="32"/>
-        </w:rPr>
-        <w:t>y</w:t>
-      </w:r>
-      <w:r>
-        <w:rPr>
-          <w:rFonts w:ascii="Times New Roman" w:hAnsi="Times New Roman" w:cs="Times New Roman"/>
-          <w:sz w:val="24"/>
-          <w:szCs w:val="32"/>
-        </w:rPr>
-        <w:t xml:space="preserve">: </w:t>
-      </w:r>
-    </w:p>
-    <w:p>
-      <w:pPr>
-        <w:ind w:left="360"/>
-        <w:rPr>
-          <w:rFonts w:ascii="Times New Roman" w:hAnsi="Times New Roman" w:cs="Times New Roman"/>
-          <w:sz w:val="24"/>
-          <w:szCs w:val="32"/>
-        </w:rPr>
-      </w:pPr>
-    </w:p>
-    <w:p>
-      <w:pPr>
-        <w:rPr>
-          <w:rFonts w:ascii="Times New Roman" w:hAnsi="Times New Roman" w:cs="Times New Roman"/>
-          <w:b/>
-          <w:bCs/>
-          <w:sz w:val="24"/>
-          <w:szCs w:val="32"/>
-        </w:rPr>
-      </w:pPr>
-      <w:r>
-        <w:rPr>
-          <w:rFonts w:ascii="Times New Roman" w:hAnsi="Times New Roman" w:cs="Times New Roman"/>
-          <w:b/>
-          <w:bCs/>
-          <w:sz w:val="24"/>
-          <w:szCs w:val="32"/>
-        </w:rPr>
-        <w:t>6. Results:</w:t>
-      </w:r>
+      <w:hyperlink r:id="rId14" w:history="1">
+        <w:r>
+          <w:rPr>
+            <w:rStyle w:val="Hyperlink"/>
+            <w:rFonts w:ascii="Times New Roman" w:hAnsi="Times New Roman" w:cs="Times New Roman"/>
+            <w:sz w:val="24"/>
+            <w:szCs w:val="32"/>
+          </w:rPr>
+          <w:t>GitHub</w:t>
+        </w:r>
+      </w:hyperlink>
+      <w:r>
+        <w:rPr>
+          <w:rFonts w:ascii="Times New Roman" w:hAnsi="Times New Roman" w:cs="Times New Roman"/>
+          <w:sz w:val="24"/>
+          <w:szCs w:val="32"/>
+        </w:rPr>
+        <w:t xml:space="preserve"> OR </w:t>
+      </w:r>
+      <w:hyperlink r:id="rId15" w:history="1">
+        <w:r>
+          <w:rPr>
+            <w:rStyle w:val="Hyperlink"/>
+            <w:rFonts w:ascii="Times New Roman" w:hAnsi="Times New Roman" w:cs="Times New Roman"/>
+            <w:sz w:val="24"/>
+            <w:szCs w:val="32"/>
+          </w:rPr>
+          <w:t>https://github.com/AaryaButolia11/Sentinels-SOC</w:t>
+        </w:r>
+      </w:hyperlink>
     </w:p>
     <w:p>
       <w:pPr>
@@ -9142,6 +7891,7 @@
   <w:style w:type="character" w:default="1" w:styleId="DefaultParagraphFont">
     <w:name w:val="Default Paragraph Font"/>
     <w:uiPriority w:val="1"/>
+    <w:semiHidden/>
     <w:unhideWhenUsed/>
   </w:style>
   <w:style w:type="table" w:default="1" w:styleId="TableNormal">
